--- a/specs/product/openproject-demo-requirements.docx
+++ b/specs/product/openproject-demo-requirements.docx
@@ -3007,7 +3007,7 @@
           </w:tcPr>
           <w:p>
             <w:r>
-              <w:t>The system shall prevent deletion of a Work Package that has open (non-closed) child Work Packages without an explicit cascade confirmation.</w:t>
+              <w:t>The system shall not delete a Work Package that has child Work Packages, open or closed, until the user explicitly acknowledges that all of its descendants will be deleted with it.</w:t>
             </w:r>
           </w:p>
         </w:tc>
@@ -3128,7 +3128,7 @@
         <w:pStyle w:val="ListBullet"/>
       </w:pPr>
       <w:r>
-        <w:t>BR-WP-01: A Work Package cannot be moved to 'Closed' status if it has open (non-closed) child Work Packages flagged as blocking, unless overridden by a user with Manage permission.</w:t>
+        <w:t>BR-WP-01: A Work Package that another open Work Package blocks (through a 'blocks' relation) cannot be moved to a closed status. Closed statuses are not offered in its Status selector, for any user regardless of role, and setting one through the API is rejected as an invalid status transition. The block lifts once every blocking Work Package is closed.</w:t>
       </w:r>
     </w:p>
     <w:p>
@@ -3152,7 +3152,7 @@
         <w:pStyle w:val="ListBullet"/>
       </w:pPr>
       <w:r>
-        <w:t>BR-WP-04: Deleting a Work Package is a soft operation for 7 days (recoverable) then a hard delete via background job (implementation detail exposed only through the 'trash'/undo notification).</w:t>
+        <w:t>BR-WP-04: Deleting a Work Package is permanent, and deletes all of its descendants with it, whatever their status. If any Work Package being deleted has children, the user must first acknowledge that all descendants will be deleted too. If time has been logged against the Work Packages being deleted, the user must first choose what happens to those time entries: delete them, keep them without a Work Package, or reassign them to another Work Package.</w:t>
       </w:r>
     </w:p>
     <w:p>
